--- a/Manual de usuario.docx
+++ b/Manual de usuario.docx
@@ -250,21 +250,7 @@
         <w:rPr>
           <w:lang w:val="es-ES"/>
         </w:rPr>
-        <w:t xml:space="preserve">El sistema estructural basado en rulemanes proporciona una fluides de gran calidad al momento de usar y controlar </w:t>
-      </w:r>
-      <w:proofErr w:type="gramStart"/>
-      <w:r>
-        <w:rPr>
-          <w:lang w:val="es-ES"/>
-        </w:rPr>
-        <w:t>el la palanca</w:t>
-      </w:r>
-      <w:proofErr w:type="gramEnd"/>
-      <w:r>
-        <w:rPr>
-          <w:lang w:val="es-ES"/>
-        </w:rPr>
-        <w:t>.</w:t>
+        <w:t>El sistema estructural basado en rulemanes proporciona una fluides de gran calidad al momento de usar y controlar la palanca.</w:t>
       </w:r>
     </w:p>
     <w:p>
@@ -287,6 +273,86 @@
     </w:p>
     <w:p>
       <w:pPr>
+        <w:ind w:left="360"/>
+        <w:rPr>
+          <w:lang w:val="es-ES"/>
+        </w:rPr>
+      </w:pPr>
+    </w:p>
+    <w:p>
+      <w:pPr>
+        <w:ind w:left="360"/>
+        <w:rPr>
+          <w:lang w:val="es-ES"/>
+        </w:rPr>
+      </w:pPr>
+    </w:p>
+    <w:p>
+      <w:pPr>
+        <w:ind w:left="360"/>
+        <w:rPr>
+          <w:lang w:val="es-ES"/>
+        </w:rPr>
+      </w:pPr>
+    </w:p>
+    <w:p>
+      <w:pPr>
+        <w:ind w:left="360"/>
+        <w:rPr>
+          <w:lang w:val="es-ES"/>
+        </w:rPr>
+      </w:pPr>
+    </w:p>
+    <w:p>
+      <w:pPr>
+        <w:ind w:left="360"/>
+        <w:rPr>
+          <w:lang w:val="es-ES"/>
+        </w:rPr>
+      </w:pPr>
+    </w:p>
+    <w:p>
+      <w:pPr>
+        <w:ind w:left="360"/>
+        <w:rPr>
+          <w:lang w:val="es-ES"/>
+        </w:rPr>
+      </w:pPr>
+    </w:p>
+    <w:p>
+      <w:pPr>
+        <w:ind w:left="360"/>
+        <w:rPr>
+          <w:lang w:val="es-ES"/>
+        </w:rPr>
+      </w:pPr>
+    </w:p>
+    <w:p>
+      <w:pPr>
+        <w:ind w:left="360"/>
+        <w:rPr>
+          <w:lang w:val="es-ES"/>
+        </w:rPr>
+      </w:pPr>
+    </w:p>
+    <w:p>
+      <w:pPr>
+        <w:ind w:left="360"/>
+        <w:rPr>
+          <w:lang w:val="es-ES"/>
+        </w:rPr>
+      </w:pPr>
+    </w:p>
+    <w:p>
+      <w:pPr>
+        <w:ind w:left="360"/>
+        <w:rPr>
+          <w:lang w:val="es-ES"/>
+        </w:rPr>
+      </w:pPr>
+    </w:p>
+    <w:p>
+      <w:pPr>
         <w:pStyle w:val="Ttulo3"/>
         <w:rPr>
           <w:b/>
@@ -302,6 +368,7 @@
           <w:color w:val="auto"/>
           <w:lang w:val="es-ES"/>
         </w:rPr>
+        <w:lastRenderedPageBreak/>
         <w:t>Componentes</w:t>
       </w:r>
       <w:r>
@@ -343,7 +410,76 @@
         <w:rPr>
           <w:lang w:val="es-ES"/>
         </w:rPr>
-        <w:t>Arduino Pro Micro Atmega32u4</w:t>
+        <w:t xml:space="preserve">Arduino </w:t>
+      </w:r>
+      <w:proofErr w:type="gramStart"/>
+      <w:r>
+        <w:rPr>
+          <w:lang w:val="es-ES"/>
+        </w:rPr>
+        <w:t>Pro Micro</w:t>
+      </w:r>
+      <w:proofErr w:type="gramEnd"/>
+      <w:r>
+        <w:rPr>
+          <w:lang w:val="es-ES"/>
+        </w:rPr>
+        <w:t xml:space="preserve"> Atmega32u4</w:t>
+      </w:r>
+    </w:p>
+    <w:p>
+      <w:pPr>
+        <w:ind w:left="360"/>
+        <w:rPr>
+          <w:lang w:val="es-ES"/>
+        </w:rPr>
+      </w:pPr>
+      <w:r>
+        <w:rPr>
+          <w:noProof/>
+          <w:lang w:val="es-ES"/>
+        </w:rPr>
+        <w:drawing>
+          <wp:inline distT="0" distB="0" distL="0" distR="0" wp14:anchorId="2CCE7058" wp14:editId="38A0CB0C">
+            <wp:extent cx="1409700" cy="1834048"/>
+            <wp:effectExtent l="0" t="0" r="0" b="0"/>
+            <wp:docPr id="1190486704" name="Imagen 1"/>
+            <wp:cNvGraphicFramePr>
+              <a:graphicFrameLocks xmlns:a="http://schemas.openxmlformats.org/drawingml/2006/main" noChangeAspect="1"/>
+            </wp:cNvGraphicFramePr>
+            <a:graphic xmlns:a="http://schemas.openxmlformats.org/drawingml/2006/main">
+              <a:graphicData uri="http://schemas.openxmlformats.org/drawingml/2006/picture">
+                <pic:pic xmlns:pic="http://schemas.openxmlformats.org/drawingml/2006/picture">
+                  <pic:nvPicPr>
+                    <pic:cNvPr id="1190486704" name="Imagen 1190486704"/>
+                    <pic:cNvPicPr/>
+                  </pic:nvPicPr>
+                  <pic:blipFill>
+                    <a:blip r:embed="rId8" cstate="print">
+                      <a:extLst>
+                        <a:ext uri="{28A0092B-C50C-407E-A947-70E740481C1C}">
+                          <a14:useLocalDpi xmlns:a14="http://schemas.microsoft.com/office/drawing/2010/main" val="0"/>
+                        </a:ext>
+                      </a:extLst>
+                    </a:blip>
+                    <a:stretch>
+                      <a:fillRect/>
+                    </a:stretch>
+                  </pic:blipFill>
+                  <pic:spPr>
+                    <a:xfrm>
+                      <a:off x="0" y="0"/>
+                      <a:ext cx="1419497" cy="1846794"/>
+                    </a:xfrm>
+                    <a:prstGeom prst="rect">
+                      <a:avLst/>
+                    </a:prstGeom>
+                  </pic:spPr>
+                </pic:pic>
+              </a:graphicData>
+            </a:graphic>
+          </wp:inline>
+        </w:drawing>
       </w:r>
     </w:p>
     <w:p>
@@ -366,6 +502,61 @@
     </w:p>
     <w:p>
       <w:pPr>
+        <w:ind w:left="360"/>
+        <w:rPr>
+          <w:lang w:val="es-ES"/>
+        </w:rPr>
+      </w:pPr>
+      <w:r>
+        <w:rPr>
+          <w:noProof/>
+          <w:lang w:val="es-ES"/>
+        </w:rPr>
+        <w:drawing>
+          <wp:inline distT="0" distB="0" distL="0" distR="0" wp14:anchorId="77317D42" wp14:editId="70C7B612">
+            <wp:extent cx="1000125" cy="1000125"/>
+            <wp:effectExtent l="0" t="0" r="9525" b="9525"/>
+            <wp:docPr id="1377705169" name="Imagen 2"/>
+            <wp:cNvGraphicFramePr>
+              <a:graphicFrameLocks xmlns:a="http://schemas.openxmlformats.org/drawingml/2006/main" noChangeAspect="1"/>
+            </wp:cNvGraphicFramePr>
+            <a:graphic xmlns:a="http://schemas.openxmlformats.org/drawingml/2006/main">
+              <a:graphicData uri="http://schemas.openxmlformats.org/drawingml/2006/picture">
+                <pic:pic xmlns:pic="http://schemas.openxmlformats.org/drawingml/2006/picture">
+                  <pic:nvPicPr>
+                    <pic:cNvPr id="1377705169" name="Imagen 1377705169"/>
+                    <pic:cNvPicPr/>
+                  </pic:nvPicPr>
+                  <pic:blipFill>
+                    <a:blip r:embed="rId9" cstate="print">
+                      <a:extLst>
+                        <a:ext uri="{28A0092B-C50C-407E-A947-70E740481C1C}">
+                          <a14:useLocalDpi xmlns:a14="http://schemas.microsoft.com/office/drawing/2010/main" val="0"/>
+                        </a:ext>
+                      </a:extLst>
+                    </a:blip>
+                    <a:stretch>
+                      <a:fillRect/>
+                    </a:stretch>
+                  </pic:blipFill>
+                  <pic:spPr>
+                    <a:xfrm>
+                      <a:off x="0" y="0"/>
+                      <a:ext cx="1000125" cy="1000125"/>
+                    </a:xfrm>
+                    <a:prstGeom prst="rect">
+                      <a:avLst/>
+                    </a:prstGeom>
+                  </pic:spPr>
+                </pic:pic>
+              </a:graphicData>
+            </a:graphic>
+          </wp:inline>
+        </w:drawing>
+      </w:r>
+    </w:p>
+    <w:p>
+      <w:pPr>
         <w:pStyle w:val="Prrafodelista"/>
         <w:numPr>
           <w:ilvl w:val="0"/>
@@ -384,10 +575,60 @@
     </w:p>
     <w:p>
       <w:pPr>
-        <w:rPr>
-          <w:lang w:val="es-ES"/>
-        </w:rPr>
-      </w:pPr>
+        <w:ind w:firstLine="360"/>
+        <w:rPr>
+          <w:lang w:val="es-ES"/>
+        </w:rPr>
+      </w:pPr>
+      <w:r>
+        <w:rPr>
+          <w:rFonts w:ascii="Segoe UI" w:hAnsi="Segoe UI" w:cs="Segoe UI"/>
+          <w:b/>
+          <w:noProof/>
+          <w:lang w:val="es-ES"/>
+        </w:rPr>
+        <w:drawing>
+          <wp:inline distT="0" distB="0" distL="0" distR="0" wp14:anchorId="04AA497D" wp14:editId="54403965">
+            <wp:extent cx="1308100" cy="981075"/>
+            <wp:effectExtent l="0" t="0" r="6350" b="9525"/>
+            <wp:docPr id="1348228031" name="Imagen 1348228031"/>
+            <wp:cNvGraphicFramePr>
+              <a:graphicFrameLocks xmlns:a="http://schemas.openxmlformats.org/drawingml/2006/main" noChangeAspect="1"/>
+            </wp:cNvGraphicFramePr>
+            <a:graphic xmlns:a="http://schemas.openxmlformats.org/drawingml/2006/main">
+              <a:graphicData uri="http://schemas.openxmlformats.org/drawingml/2006/picture">
+                <pic:pic xmlns:pic="http://schemas.openxmlformats.org/drawingml/2006/picture">
+                  <pic:nvPicPr>
+                    <pic:cNvPr id="3" name="316171_1.png"/>
+                    <pic:cNvPicPr/>
+                  </pic:nvPicPr>
+                  <pic:blipFill>
+                    <a:blip r:embed="rId10" cstate="print">
+                      <a:extLst>
+                        <a:ext uri="{28A0092B-C50C-407E-A947-70E740481C1C}">
+                          <a14:useLocalDpi xmlns:a14="http://schemas.microsoft.com/office/drawing/2010/main" val="0"/>
+                        </a:ext>
+                      </a:extLst>
+                    </a:blip>
+                    <a:stretch>
+                      <a:fillRect/>
+                    </a:stretch>
+                  </pic:blipFill>
+                  <pic:spPr>
+                    <a:xfrm>
+                      <a:off x="0" y="0"/>
+                      <a:ext cx="1308511" cy="981383"/>
+                    </a:xfrm>
+                    <a:prstGeom prst="rect">
+                      <a:avLst/>
+                    </a:prstGeom>
+                  </pic:spPr>
+                </pic:pic>
+              </a:graphicData>
+            </a:graphic>
+          </wp:inline>
+        </w:drawing>
+      </w:r>
     </w:p>
     <w:p>
       <w:pPr>
@@ -399,7 +640,6 @@
           <w:lang w:val="es-ES"/>
         </w:rPr>
       </w:pPr>
-      <w:proofErr w:type="spellStart"/>
       <w:r>
         <w:rPr>
           <w:b/>
@@ -407,9 +647,8 @@
           <w:color w:val="auto"/>
           <w:lang w:val="es-ES"/>
         </w:rPr>
-        <w:t>Advetencias</w:t>
-      </w:r>
-      <w:proofErr w:type="spellEnd"/>
+        <w:t>Advertencias</w:t>
+      </w:r>
       <w:r>
         <w:rPr>
           <w:b/>
@@ -503,7 +742,6 @@
         <w:rPr>
           <w:lang w:val="es-ES"/>
         </w:rPr>
-        <w:lastRenderedPageBreak/>
         <w:t>No mojar</w:t>
       </w:r>
     </w:p>
@@ -567,6 +805,7 @@
           <w:color w:val="auto"/>
           <w:lang w:val="es-ES"/>
         </w:rPr>
+        <w:lastRenderedPageBreak/>
         <w:t>Precauciones:</w:t>
       </w:r>
     </w:p>
@@ -653,6 +892,12 @@
         <w:tab/>
         <w:t>Al momento de uso simplemente debe de mover la palanca hacia alguna dirección, ya sea hacia atrás, hacia adelante o los lados (recordar que los controles a diferencia de un joystick común y corriente, estos están invertidos para mayor inmersión)</w:t>
       </w:r>
+      <w:r>
+        <w:rPr>
+          <w:lang w:val="es-ES"/>
+        </w:rPr>
+        <w:t>, luego deberá de mover un potenciómetro para controlar la velocidad.</w:t>
+      </w:r>
     </w:p>
     <w:p>
       <w:pPr>
@@ -746,7 +991,7 @@
       </w:pPr>
     </w:p>
     <w:sectPr>
-      <w:headerReference w:type="default" r:id="rId8"/>
+      <w:headerReference w:type="default" r:id="rId11"/>
       <w:pgSz w:w="11906" w:h="16838"/>
       <w:pgMar w:top="1417" w:right="1701" w:bottom="1417" w:left="1701" w:header="510" w:footer="708" w:gutter="0"/>
       <w:cols w:space="708"/>
